--- a/插件详细手册/9.物体触发/关于事件接近触发.docx
+++ b/插件详细手册/9.物体触发/关于事件接近触发.docx
@@ -1,6 +1,6 @@
 
 <file path=word/document.xml><?xml version="1.0" encoding="utf-8"?>
-<w:document xmlns:wpc="http://schemas.microsoft.com/office/word/2010/wordprocessingCanvas" xmlns:cx="http://schemas.microsoft.com/office/drawing/2014/chartex" xmlns:cx1="http://schemas.microsoft.com/office/drawing/2015/9/8/chartex" xmlns:cx2="http://schemas.microsoft.com/office/drawing/2015/10/21/chartex" xmlns:cx3="http://schemas.microsoft.com/office/drawing/2016/5/9/chartex" xmlns:cx4="http://schemas.microsoft.com/office/drawing/2016/5/10/chartex" xmlns:cx5="http://schemas.microsoft.com/office/drawing/2016/5/11/chartex" xmlns:cx6="http://schemas.microsoft.com/office/drawing/2016/5/12/chartex" xmlns:cx7="http://schemas.microsoft.com/office/drawing/2016/5/13/chartex" xmlns:cx8="http://schemas.microsoft.com/office/drawing/2016/5/14/chartex" xmlns:mc="http://schemas.openxmlformats.org/markup-compatibility/2006" xmlns:aink="http://schemas.microsoft.com/office/drawing/2016/ink" xmlns:am3d="http://schemas.microsoft.com/office/drawing/2017/model3d" xmlns:o="urn:schemas-microsoft-com:office:office" xmlns:oel="http://schemas.microsoft.com/office/2019/extlst" xmlns:r="http://schemas.openxmlformats.org/officeDocument/2006/relationships" xmlns:m="http://schemas.openxmlformats.org/officeDocument/2006/math" xmlns:v="urn:schemas-microsoft-com:vml" xmlns:wp14="http://schemas.microsoft.com/office/word/2010/wordprocessingDrawing" xmlns:wp="http://schemas.openxmlformats.org/drawingml/2006/wordprocessingDrawing" xmlns:w10="urn:schemas-microsoft-com:office:word" xmlns:w="http://schemas.openxmlformats.org/wordprocessingml/2006/main" xmlns:w14="http://schemas.microsoft.com/office/word/2010/wordml" xmlns:w15="http://schemas.microsoft.com/office/word/2012/wordml" xmlns:w16cex="http://schemas.microsoft.com/office/word/2018/wordml/cex" xmlns:w16cid="http://schemas.microsoft.com/office/word/2016/wordml/cid" xmlns:w16="http://schemas.microsoft.com/office/word/2018/wordml" xmlns:w16du="http://schemas.microsoft.com/office/word/2023/wordml/word16du" xmlns:w16sdtdh="http://schemas.microsoft.com/office/word/2020/wordml/sdtdatahash" xmlns:w16se="http://schemas.microsoft.com/office/word/2015/wordml/symex" xmlns:wpg="http://schemas.microsoft.com/office/word/2010/wordprocessingGroup" xmlns:wpi="http://schemas.microsoft.com/office/word/2010/wordprocessingInk" xmlns:wne="http://schemas.microsoft.com/office/word/2006/wordml" xmlns:wps="http://schemas.microsoft.com/office/word/2010/wordprocessingShape" mc:Ignorable="w14 w15 w16se w16cid w16 w16cex w16sdtdh w16du wp14">
+<w:document xmlns:wpc="http://schemas.microsoft.com/office/word/2010/wordprocessingCanvas" xmlns:cx="http://schemas.microsoft.com/office/drawing/2014/chartex" xmlns:cx1="http://schemas.microsoft.com/office/drawing/2015/9/8/chartex" xmlns:cx2="http://schemas.microsoft.com/office/drawing/2015/10/21/chartex" xmlns:cx3="http://schemas.microsoft.com/office/drawing/2016/5/9/chartex" xmlns:cx4="http://schemas.microsoft.com/office/drawing/2016/5/10/chartex" xmlns:cx5="http://schemas.microsoft.com/office/drawing/2016/5/11/chartex" xmlns:cx6="http://schemas.microsoft.com/office/drawing/2016/5/12/chartex" xmlns:cx7="http://schemas.microsoft.com/office/drawing/2016/5/13/chartex" xmlns:cx8="http://schemas.microsoft.com/office/drawing/2016/5/14/chartex" xmlns:mc="http://schemas.openxmlformats.org/markup-compatibility/2006" xmlns:aink="http://schemas.microsoft.com/office/drawing/2016/ink" xmlns:am3d="http://schemas.microsoft.com/office/drawing/2017/model3d" xmlns:o="urn:schemas-microsoft-com:office:office" xmlns:oel="http://schemas.microsoft.com/office/2019/extlst" xmlns:r="http://schemas.openxmlformats.org/officeDocument/2006/relationships" xmlns:m="http://schemas.openxmlformats.org/officeDocument/2006/math" xmlns:v="urn:schemas-microsoft-com:vml" xmlns:wp14="http://schemas.microsoft.com/office/word/2010/wordprocessingDrawing" xmlns:wp="http://schemas.openxmlformats.org/drawingml/2006/wordprocessingDrawing" xmlns:w10="urn:schemas-microsoft-com:office:word" xmlns:w="http://schemas.openxmlformats.org/wordprocessingml/2006/main" xmlns:w14="http://schemas.microsoft.com/office/word/2010/wordml" xmlns:w15="http://schemas.microsoft.com/office/word/2012/wordml" xmlns:w16cex="http://schemas.microsoft.com/office/word/2018/wordml/cex" xmlns:w16cid="http://schemas.microsoft.com/office/word/2016/wordml/cid" xmlns:w16="http://schemas.microsoft.com/office/word/2018/wordml" xmlns:w16du="http://schemas.microsoft.com/office/word/2023/wordml/word16du" xmlns:w16sdtdh="http://schemas.microsoft.com/office/word/2020/wordml/sdtdatahash" xmlns:w16sdtfl="http://schemas.microsoft.com/office/word/2024/wordml/sdtformatlock" xmlns:w16se="http://schemas.microsoft.com/office/word/2015/wordml/symex" xmlns:wpg="http://schemas.microsoft.com/office/word/2010/wordprocessingGroup" xmlns:wpi="http://schemas.microsoft.com/office/word/2010/wordprocessingInk" xmlns:wne="http://schemas.microsoft.com/office/word/2006/wordml" xmlns:wps="http://schemas.microsoft.com/office/word/2010/wordprocessingShape" mc:Ignorable="w14 w15 w16se w16cid w16 w16cex w16sdtdh w16sdtfl w16du wp14">
   <w:body>
     <w:p>
       <w:pPr>
@@ -193,10 +193,10 @@
                 <w:noProof/>
               </w:rPr>
               <w:drawing>
-                <wp:inline distT="0" distB="0" distL="0" distR="0" wp14:anchorId="3FD6A21A" wp14:editId="28159AEF">
-                  <wp:extent cx="1196340" cy="622373"/>
-                  <wp:effectExtent l="0" t="0" r="3810" b="6350"/>
-                  <wp:docPr id="714793032" name="图片 1"/>
+                <wp:inline distT="0" distB="0" distL="0" distR="0" wp14:anchorId="23B2260C" wp14:editId="6838092E">
+                  <wp:extent cx="1314450" cy="685800"/>
+                  <wp:effectExtent l="0" t="0" r="0" b="0"/>
+                  <wp:docPr id="971055104" name="图片 1"/>
                   <wp:cNvGraphicFramePr>
                     <a:graphicFrameLocks xmlns:a="http://schemas.openxmlformats.org/drawingml/2006/main" noChangeAspect="1"/>
                   </wp:cNvGraphicFramePr>
@@ -204,7 +204,7 @@
                     <a:graphicData uri="http://schemas.openxmlformats.org/drawingml/2006/picture">
                       <pic:pic xmlns:pic="http://schemas.openxmlformats.org/drawingml/2006/picture">
                         <pic:nvPicPr>
-                          <pic:cNvPr id="0" name="Picture 25"/>
+                          <pic:cNvPr id="0" name="Picture 2"/>
                           <pic:cNvPicPr>
                             <a:picLocks noChangeAspect="1" noChangeArrowheads="1"/>
                           </pic:cNvPicPr>
@@ -225,7 +225,7 @@
                         <pic:spPr bwMode="auto">
                           <a:xfrm>
                             <a:off x="0" y="0"/>
-                            <a:ext cx="1201304" cy="624955"/>
+                            <a:ext cx="1314450" cy="685800"/>
                           </a:xfrm>
                           <a:prstGeom prst="rect">
                             <a:avLst/>
@@ -345,11 +345,9 @@
         </w:rPr>
         <w:t>.docx</w:t>
       </w:r>
-      <w:proofErr w:type="gramStart"/>
       <w:r>
         <w:t>”</w:t>
       </w:r>
-      <w:proofErr w:type="gramEnd"/>
       <w:r>
         <w:rPr>
           <w:rFonts w:hint="eastAsia"/>
@@ -472,11 +470,9 @@
         </w:rPr>
         <w:t>◆</w:t>
       </w:r>
-      <w:proofErr w:type="spellStart"/>
       <w:r>
         <w:t>Drill_CoreOfFixedArea</w:t>
       </w:r>
-      <w:proofErr w:type="spellEnd"/>
       <w:r>
         <w:rPr>
           <w:rFonts w:hint="eastAsia"/>
@@ -524,7 +520,6 @@
         </w:rPr>
         <w:t>◆</w:t>
       </w:r>
-      <w:proofErr w:type="spellStart"/>
       <w:r>
         <w:t>Drill_Event</w:t>
       </w:r>
@@ -537,7 +532,6 @@
       <w:r>
         <w:t>Trigger</w:t>
       </w:r>
-      <w:proofErr w:type="spellEnd"/>
       <w:r>
         <w:rPr>
           <w:rFonts w:hint="eastAsia"/>
@@ -777,53 +771,22 @@
               </w:rPr>
               <w:t>调试用的区域显示功能打开，然后进入游戏看。很多思路就清晰了，打开方法去看章节：</w:t>
             </w:r>
-            <w:r>
-              <w:fldChar w:fldCharType="begin"/>
-            </w:r>
-            <w:r>
-              <w:rPr>
-                <w:rFonts w:hint="eastAsia"/>
-              </w:rPr>
-              <w:instrText xml:space="preserve">HYPERLINK </w:instrText>
-            </w:r>
-            <w:r>
-              <w:instrText xml:space="preserve"> \l "</w:instrText>
-            </w:r>
-            <w:r>
-              <w:rPr>
-                <w:rFonts w:hint="eastAsia"/>
-              </w:rPr>
-              <w:instrText>_DEBUG</w:instrText>
-            </w:r>
-            <w:r>
-              <w:rPr>
-                <w:rFonts w:hint="eastAsia"/>
-              </w:rPr>
-              <w:instrText>区域显示</w:instrText>
-            </w:r>
-            <w:r>
-              <w:instrText>"</w:instrText>
-            </w:r>
-            <w:r>
-              <w:fldChar w:fldCharType="separate"/>
-            </w:r>
-            <w:r>
-              <w:rPr>
-                <w:rStyle w:val="a4"/>
-                <w:rFonts w:hint="eastAsia"/>
-              </w:rPr>
-              <w:t>DEBUG</w:t>
-            </w:r>
-            <w:r>
-              <w:rPr>
-                <w:rStyle w:val="a4"/>
-                <w:rFonts w:hint="eastAsia"/>
-              </w:rPr>
-              <w:t>区域显示</w:t>
-            </w:r>
-            <w:r>
-              <w:fldChar w:fldCharType="end"/>
-            </w:r>
+            <w:hyperlink w:anchor="_DEBUG区域显示" w:history="1">
+              <w:r>
+                <w:rPr>
+                  <w:rStyle w:val="a4"/>
+                  <w:rFonts w:hint="eastAsia"/>
+                </w:rPr>
+                <w:t>DEBUG</w:t>
+              </w:r>
+              <w:r>
+                <w:rPr>
+                  <w:rStyle w:val="a4"/>
+                  <w:rFonts w:hint="eastAsia"/>
+                </w:rPr>
+                <w:t>区域显示</w:t>
+              </w:r>
+            </w:hyperlink>
             <w:r>
               <w:t xml:space="preserve"> </w:t>
             </w:r>
@@ -1089,34 +1052,15 @@
         </w:rPr>
         <w:t>更详细的区分，可以看后面章节：</w:t>
       </w:r>
-      <w:r>
-        <w:fldChar w:fldCharType="begin"/>
-      </w:r>
-      <w:r>
-        <w:instrText>HYPERLINK \l "</w:instrText>
-      </w:r>
-      <w:r>
-        <w:instrText>相似插件区别</w:instrText>
-      </w:r>
-      <w:r>
-        <w:instrText>"</w:instrText>
-      </w:r>
-      <w:r>
-        <w:fldChar w:fldCharType="separate"/>
-      </w:r>
-      <w:r>
-        <w:rPr>
-          <w:rStyle w:val="a4"/>
-          <w:rFonts w:hint="eastAsia"/>
-        </w:rPr>
-        <w:t>相似插件区别</w:t>
-      </w:r>
-      <w:r>
-        <w:rPr>
-          <w:rStyle w:val="a4"/>
-        </w:rPr>
-        <w:fldChar w:fldCharType="end"/>
-      </w:r>
+      <w:hyperlink w:anchor="相似插件区别" w:history="1">
+        <w:r>
+          <w:rPr>
+            <w:rStyle w:val="a4"/>
+            <w:rFonts w:hint="eastAsia"/>
+          </w:rPr>
+          <w:t>相似插件区别</w:t>
+        </w:r>
+      </w:hyperlink>
       <w:r>
         <w:rPr>
           <w:rFonts w:hint="eastAsia"/>
@@ -1195,14 +1139,12 @@
             <w:pPr>
               <w:jc w:val="center"/>
             </w:pPr>
-            <w:proofErr w:type="gramStart"/>
             <w:r>
               <w:rPr>
                 <w:rFonts w:hint="eastAsia"/>
               </w:rPr>
               <w:t>插件名概念</w:t>
             </w:r>
-            <w:proofErr w:type="gramEnd"/>
           </w:p>
         </w:tc>
         <w:tc>
@@ -1391,7 +1333,6 @@
               <w:t xml:space="preserve"> </w:t>
             </w:r>
             <w:hyperlink w:anchor="_筛选器" w:history="1">
-              <w:proofErr w:type="gramStart"/>
               <w:r>
                 <w:rPr>
                   <w:rStyle w:val="a4"/>
@@ -1399,7 +1340,6 @@
                 </w:rPr>
                 <w:t>筛选器</w:t>
               </w:r>
-              <w:proofErr w:type="gramEnd"/>
             </w:hyperlink>
             <w:r>
               <w:t xml:space="preserve"> </w:t>
@@ -1501,7 +1441,7 @@
           <v:shape id="_x0000_i1025" type="#_x0000_t75" style="width:582.75pt;height:93pt" o:ole="">
             <v:imagedata r:id="rId12" o:title=""/>
           </v:shape>
-          <o:OLEObject Type="Embed" ProgID="Visio.Drawing.15" ShapeID="_x0000_i1025" DrawAspect="Content" ObjectID="_1783507805" r:id="rId13"/>
+          <o:OLEObject Type="Embed" ProgID="Visio.Drawing.15" ShapeID="_x0000_i1025" DrawAspect="Content" ObjectID="_1805810670" r:id="rId13"/>
         </w:object>
       </w:r>
     </w:p>
@@ -1822,21 +1762,7 @@
         <w:rPr>
           <w:rFonts w:hint="eastAsia"/>
         </w:rPr>
-        <w:t>图中第四个范围是不会显示的，因为最多显示三个，你可以调整一下位置，</w:t>
-      </w:r>
-      <w:proofErr w:type="gramStart"/>
-      <w:r>
-        <w:rPr>
-          <w:rFonts w:hint="eastAsia"/>
-        </w:rPr>
-        <w:t>吧最后</w:t>
-      </w:r>
-      <w:proofErr w:type="gramEnd"/>
-      <w:r>
-        <w:rPr>
-          <w:rFonts w:hint="eastAsia"/>
-        </w:rPr>
-        <w:t>一个往前放。</w:t>
+        <w:t>图中第四个范围是不会显示的，因为最多显示三个，你可以调整一下位置，吧最后一个往前放。</w:t>
       </w:r>
     </w:p>
     <w:p>
@@ -2453,7 +2379,6 @@
         <w:t xml:space="preserve"> </w:t>
       </w:r>
       <w:hyperlink w:anchor="_筛选器" w:history="1">
-        <w:proofErr w:type="gramStart"/>
         <w:r>
           <w:rPr>
             <w:rStyle w:val="a4"/>
@@ -2461,7 +2386,6 @@
           </w:rPr>
           <w:t>筛选器</w:t>
         </w:r>
-        <w:proofErr w:type="gramEnd"/>
       </w:hyperlink>
       <w:r>
         <w:t xml:space="preserve"> </w:t>
@@ -2610,34 +2534,15 @@
         </w:rPr>
         <w:t>当区域符合条件后，有两种触发方式：</w:t>
       </w:r>
-      <w:r>
-        <w:fldChar w:fldCharType="begin"/>
-      </w:r>
-      <w:r>
-        <w:instrText>HYPERLINK \l "_</w:instrText>
-      </w:r>
-      <w:r>
-        <w:instrText>触发自身与触发事件</w:instrText>
-      </w:r>
-      <w:r>
-        <w:instrText>"</w:instrText>
-      </w:r>
-      <w:r>
-        <w:fldChar w:fldCharType="separate"/>
-      </w:r>
-      <w:r>
-        <w:rPr>
-          <w:rStyle w:val="a4"/>
-          <w:rFonts w:hint="eastAsia"/>
-        </w:rPr>
-        <w:t>触发自身与触发事件</w:t>
-      </w:r>
-      <w:r>
-        <w:rPr>
-          <w:rStyle w:val="a4"/>
-        </w:rPr>
-        <w:fldChar w:fldCharType="end"/>
-      </w:r>
+      <w:hyperlink w:anchor="_触发自身与触发事件" w:history="1">
+        <w:r>
+          <w:rPr>
+            <w:rStyle w:val="a4"/>
+            <w:rFonts w:hint="eastAsia"/>
+          </w:rPr>
+          <w:t>触发自身与触发事件</w:t>
+        </w:r>
+      </w:hyperlink>
       <w:r>
         <w:t xml:space="preserve"> </w:t>
       </w:r>
@@ -3230,21 +3135,7 @@
         <w:rPr>
           <w:rFonts w:hint="eastAsia"/>
         </w:rPr>
-        <w:t>时，</w:t>
-      </w:r>
-      <w:proofErr w:type="gramStart"/>
-      <w:r>
-        <w:rPr>
-          <w:rFonts w:hint="eastAsia"/>
-        </w:rPr>
-        <w:t>则事件</w:t>
-      </w:r>
-      <w:proofErr w:type="gramEnd"/>
-      <w:r>
-        <w:rPr>
-          <w:rFonts w:hint="eastAsia"/>
-        </w:rPr>
-        <w:t>不会被触发。</w:t>
+        <w:t>时，则事件不会被触发。</w:t>
       </w:r>
     </w:p>
     <w:p>
@@ -3290,21 +3181,7 @@
         <w:rPr>
           <w:rFonts w:hint="eastAsia"/>
         </w:rPr>
-        <w:t>比如某些潜入剧情，可以用</w:t>
-      </w:r>
-      <w:proofErr w:type="gramStart"/>
-      <w:r>
-        <w:rPr>
-          <w:rFonts w:hint="eastAsia"/>
-        </w:rPr>
-        <w:t>筛选器</w:t>
-      </w:r>
-      <w:proofErr w:type="gramEnd"/>
-      <w:r>
-        <w:rPr>
-          <w:rFonts w:hint="eastAsia"/>
-        </w:rPr>
-        <w:t>筛选掉阴暗的角落，确保玩家的躲避空间。</w:t>
+        <w:t>比如某些潜入剧情，可以用筛选器筛选掉阴暗的角落，确保玩家的躲避空间。</w:t>
       </w:r>
     </w:p>
     <w:p>
@@ -3492,21 +3369,7 @@
         <w:rPr>
           <w:rFonts w:hint="eastAsia"/>
         </w:rPr>
-        <w:t>你也可以使用</w:t>
-      </w:r>
-      <w:proofErr w:type="gramStart"/>
-      <w:r>
-        <w:rPr>
-          <w:rFonts w:hint="eastAsia"/>
-        </w:rPr>
-        <w:t>筛选器专门</w:t>
-      </w:r>
-      <w:proofErr w:type="gramEnd"/>
-      <w:r>
-        <w:rPr>
-          <w:rFonts w:hint="eastAsia"/>
-        </w:rPr>
-        <w:t>让</w:t>
+        <w:t>你也可以使用筛选器专门让</w:t>
       </w:r>
       <w:r>
         <w:rPr>
@@ -3541,21 +3404,7 @@
         <w:rPr>
           <w:rFonts w:hint="eastAsia"/>
         </w:rPr>
-        <w:t>比如喜欢宠物的小爱丽丝，看见小爱丽</w:t>
-      </w:r>
-      <w:proofErr w:type="gramStart"/>
-      <w:r>
-        <w:rPr>
-          <w:rFonts w:hint="eastAsia"/>
-        </w:rPr>
-        <w:t>丝事件</w:t>
-      </w:r>
-      <w:proofErr w:type="gramEnd"/>
-      <w:r>
-        <w:rPr>
-          <w:rFonts w:hint="eastAsia"/>
-        </w:rPr>
-        <w:t>不为所动，看见宠物事件，会跑过去羡慕。</w:t>
+        <w:t>比如喜欢宠物的小爱丽丝，看见小爱丽丝事件不为所动，看见宠物事件，会跑过去羡慕。</w:t>
       </w:r>
     </w:p>
     <w:p>
@@ -3719,21 +3568,7 @@
         <w:rPr>
           <w:rFonts w:hint="eastAsia"/>
         </w:rPr>
-        <w:t>如下图的判定，</w:t>
-      </w:r>
-      <w:proofErr w:type="gramStart"/>
-      <w:r>
-        <w:rPr>
-          <w:rFonts w:hint="eastAsia"/>
-        </w:rPr>
-        <w:t>你前进</w:t>
-      </w:r>
-      <w:proofErr w:type="gramEnd"/>
-      <w:r>
-        <w:rPr>
-          <w:rFonts w:hint="eastAsia"/>
-        </w:rPr>
-        <w:t>之前，亮片就已经变化了。</w:t>
+        <w:t>如下图的判定，你前进之前，亮片就已经变化了。</w:t>
       </w:r>
     </w:p>
     <w:p>
@@ -4619,21 +4454,7 @@
         <w:rPr>
           <w:rFonts w:hint="eastAsia"/>
         </w:rPr>
-        <w:t>以下图为例：</w:t>
-      </w:r>
-      <w:proofErr w:type="gramStart"/>
-      <w:r>
-        <w:rPr>
-          <w:rFonts w:hint="eastAsia"/>
-        </w:rPr>
-        <w:t>当事件</w:t>
-      </w:r>
-      <w:proofErr w:type="gramEnd"/>
-      <w:r>
-        <w:rPr>
-          <w:rFonts w:hint="eastAsia"/>
-        </w:rPr>
-        <w:t>进入了前</w:t>
+        <w:t>以下图为例：当事件进入了前</w:t>
       </w:r>
       <w:r>
         <w:rPr>
@@ -4641,31 +4462,21 @@
         </w:rPr>
         <w:t>4</w:t>
       </w:r>
-      <w:proofErr w:type="gramStart"/>
-      <w:r>
-        <w:rPr>
-          <w:rFonts w:hint="eastAsia"/>
-        </w:rPr>
-        <w:t>格范围</w:t>
-      </w:r>
-      <w:proofErr w:type="gramEnd"/>
-      <w:r>
-        <w:rPr>
-          <w:rFonts w:hint="eastAsia"/>
-        </w:rPr>
-        <w:t>时，会触发</w:t>
-      </w:r>
-      <w:r>
-        <w:rPr>
-          <w:rFonts w:hint="eastAsia"/>
-        </w:rPr>
-        <w:t xml:space="preserve"> </w:t>
-      </w:r>
-      <w:proofErr w:type="gramStart"/>
+      <w:r>
+        <w:rPr>
+          <w:rFonts w:hint="eastAsia"/>
+        </w:rPr>
+        <w:t>格范围时，会触发</w:t>
+      </w:r>
+      <w:r>
+        <w:rPr>
+          <w:rFonts w:hint="eastAsia"/>
+        </w:rPr>
+        <w:t xml:space="preserve"> </w:t>
+      </w:r>
       <w:r>
         <w:t>”</w:t>
       </w:r>
-      <w:proofErr w:type="gramEnd"/>
       <w:r>
         <w:rPr>
           <w:rFonts w:hint="eastAsia"/>
@@ -4681,42 +4492,35 @@
         </w:rPr>
         <w:t>格</w:t>
       </w:r>
-      <w:proofErr w:type="gramStart"/>
+      <w:r>
+        <w:t xml:space="preserve">” </w:t>
+      </w:r>
+      <w:r>
+        <w:rPr>
+          <w:rFonts w:hint="eastAsia"/>
+        </w:rPr>
+        <w:t>的关键字。</w:t>
+      </w:r>
+    </w:p>
+    <w:p>
+      <w:pPr>
+        <w:spacing w:after="0"/>
+      </w:pPr>
+      <w:r>
+        <w:rPr>
+          <w:rFonts w:hint="eastAsia"/>
+        </w:rPr>
+        <w:t>但不会触发</w:t>
+      </w:r>
+      <w:r>
+        <w:rPr>
+          <w:rFonts w:hint="eastAsia"/>
+        </w:rPr>
+        <w:t xml:space="preserve"> </w:t>
+      </w:r>
       <w:r>
         <w:t>”</w:t>
       </w:r>
-      <w:proofErr w:type="gramEnd"/>
-      <w:r>
-        <w:t xml:space="preserve"> </w:t>
-      </w:r>
-      <w:r>
-        <w:rPr>
-          <w:rFonts w:hint="eastAsia"/>
-        </w:rPr>
-        <w:t>的关键字。</w:t>
-      </w:r>
-    </w:p>
-    <w:p>
-      <w:pPr>
-        <w:spacing w:after="0"/>
-      </w:pPr>
-      <w:r>
-        <w:rPr>
-          <w:rFonts w:hint="eastAsia"/>
-        </w:rPr>
-        <w:t>但不会触发</w:t>
-      </w:r>
-      <w:r>
-        <w:rPr>
-          <w:rFonts w:hint="eastAsia"/>
-        </w:rPr>
-        <w:t xml:space="preserve"> </w:t>
-      </w:r>
-      <w:proofErr w:type="gramStart"/>
-      <w:r>
-        <w:t>”</w:t>
-      </w:r>
-      <w:proofErr w:type="gramEnd"/>
       <w:r>
         <w:rPr>
           <w:rFonts w:hint="eastAsia"/>
@@ -4735,13 +4539,8 @@
         </w:rPr>
         <w:t>格</w:t>
       </w:r>
-      <w:proofErr w:type="gramStart"/>
-      <w:r>
-        <w:t>”</w:t>
-      </w:r>
-      <w:proofErr w:type="gramEnd"/>
-      <w:r>
-        <w:t xml:space="preserve"> </w:t>
+      <w:r>
+        <w:t xml:space="preserve">” </w:t>
       </w:r>
       <w:r>
         <w:rPr>
@@ -4840,11 +4639,9 @@
         </w:rPr>
         <w:t xml:space="preserve"> </w:t>
       </w:r>
-      <w:proofErr w:type="gramStart"/>
       <w:r>
         <w:t>”</w:t>
       </w:r>
-      <w:proofErr w:type="gramEnd"/>
       <w:r>
         <w:rPr>
           <w:rFonts w:hint="eastAsia"/>
@@ -4863,13 +4660,8 @@
         </w:rPr>
         <w:t>格</w:t>
       </w:r>
-      <w:proofErr w:type="gramStart"/>
-      <w:r>
-        <w:t>”</w:t>
-      </w:r>
-      <w:proofErr w:type="gramEnd"/>
-      <w:r>
-        <w:t xml:space="preserve"> </w:t>
+      <w:r>
+        <w:t xml:space="preserve">” </w:t>
       </w:r>
       <w:r>
         <w:rPr>
@@ -4974,11 +4766,9 @@
         </w:rPr>
         <w:t xml:space="preserve"> </w:t>
       </w:r>
-      <w:proofErr w:type="gramStart"/>
       <w:r>
         <w:t>”</w:t>
       </w:r>
-      <w:proofErr w:type="gramEnd"/>
       <w:r>
         <w:rPr>
           <w:rFonts w:hint="eastAsia"/>
@@ -4992,15 +4782,7 @@
         <w:t>[</w:t>
       </w:r>
       <w:r>
-        <w:t>n]</w:t>
-      </w:r>
-      <w:proofErr w:type="gramStart"/>
-      <w:r>
-        <w:t>”</w:t>
-      </w:r>
-      <w:proofErr w:type="gramEnd"/>
-      <w:r>
-        <w:t xml:space="preserve"> </w:t>
+        <w:t xml:space="preserve">n]” </w:t>
       </w:r>
       <w:r>
         <w:rPr>
@@ -5017,21 +4799,7 @@
         <w:rPr>
           <w:rFonts w:hint="eastAsia"/>
         </w:rPr>
-        <w:t>两种写法意思是一样的。但写关键字</w:t>
-      </w:r>
-      <w:proofErr w:type="gramStart"/>
-      <w:r>
-        <w:rPr>
-          <w:rFonts w:hint="eastAsia"/>
-        </w:rPr>
-        <w:t>名容易</w:t>
-      </w:r>
-      <w:proofErr w:type="gramEnd"/>
-      <w:r>
-        <w:rPr>
-          <w:rFonts w:hint="eastAsia"/>
-        </w:rPr>
-        <w:t>理解一些。</w:t>
+        <w:t>两种写法意思是一样的。但写关键字名容易理解一些。</w:t>
       </w:r>
     </w:p>
     <w:p>
@@ -5208,16 +4976,8 @@
         <w:rPr>
           <w:rFonts w:hint="eastAsia"/>
         </w:rPr>
-        <w:t>目标事件</w:t>
-      </w:r>
-      <w:proofErr w:type="gramStart"/>
-      <w:r>
-        <w:rPr>
-          <w:rFonts w:hint="eastAsia"/>
-        </w:rPr>
-        <w:t>触发指</w:t>
-      </w:r>
-      <w:proofErr w:type="gramEnd"/>
+        <w:t>目标事件触发指</w:t>
+      </w:r>
       <w:r>
         <w:rPr>
           <w:rFonts w:hint="eastAsia"/>
@@ -5429,22 +5189,18 @@
         </w:rPr>
         <w:t>，玩家操作一个人偶，人偶代替玩家实现</w:t>
       </w:r>
-      <w:proofErr w:type="gramStart"/>
       <w:r>
         <w:t>”</w:t>
       </w:r>
-      <w:proofErr w:type="gramEnd"/>
       <w:r>
         <w:rPr>
           <w:rFonts w:hint="eastAsia"/>
         </w:rPr>
         <w:t>玩家接近</w:t>
       </w:r>
-      <w:proofErr w:type="gramStart"/>
       <w:r>
         <w:t>”</w:t>
       </w:r>
-      <w:proofErr w:type="gramEnd"/>
       <w:r>
         <w:rPr>
           <w:rFonts w:hint="eastAsia"/>
@@ -5505,16 +5261,8 @@
         <w:rPr>
           <w:rFonts w:hint="eastAsia"/>
         </w:rPr>
-        <w:t>主动事件</w:t>
-      </w:r>
-      <w:proofErr w:type="gramStart"/>
-      <w:r>
-        <w:rPr>
-          <w:rFonts w:hint="eastAsia"/>
-        </w:rPr>
-        <w:t>触发指</w:t>
-      </w:r>
-      <w:proofErr w:type="gramEnd"/>
+        <w:t>主动事件触发指</w:t>
+      </w:r>
       <w:r>
         <w:rPr>
           <w:rFonts w:hint="eastAsia"/>
@@ -5681,7 +5429,6 @@
         <w:t xml:space="preserve"> </w:t>
       </w:r>
       <w:hyperlink w:anchor="_筛选器" w:history="1">
-        <w:proofErr w:type="gramStart"/>
         <w:r>
           <w:rPr>
             <w:rStyle w:val="a4"/>
@@ -5689,7 +5436,6 @@
           </w:rPr>
           <w:t>筛选器</w:t>
         </w:r>
-        <w:proofErr w:type="gramEnd"/>
       </w:hyperlink>
       <w:r>
         <w:t xml:space="preserve"> </w:t>
@@ -5763,21 +5509,7 @@
         <w:rPr>
           <w:rFonts w:hint="eastAsia"/>
         </w:rPr>
-        <w:t>不然任</w:t>
-      </w:r>
-      <w:proofErr w:type="gramStart"/>
-      <w:r>
-        <w:rPr>
-          <w:rFonts w:hint="eastAsia"/>
-        </w:rPr>
-        <w:t>一</w:t>
-      </w:r>
-      <w:proofErr w:type="gramEnd"/>
-      <w:r>
-        <w:rPr>
-          <w:rFonts w:hint="eastAsia"/>
-        </w:rPr>
-        <w:t>物体进入范围，都能</w:t>
+        <w:t>不然任一物体进入范围，都能</w:t>
       </w:r>
       <w:r>
         <w:rPr>
@@ -5924,11 +5656,9 @@
         </w:rPr>
         <w:t xml:space="preserve"> </w:t>
       </w:r>
-      <w:proofErr w:type="gramStart"/>
       <w:r>
         <w:t>”</w:t>
       </w:r>
-      <w:proofErr w:type="gramEnd"/>
       <w:r>
         <w:rPr>
           <w:rFonts w:hint="eastAsia"/>
@@ -5947,13 +5677,8 @@
         </w:rPr>
         <w:t>格</w:t>
       </w:r>
-      <w:proofErr w:type="gramStart"/>
-      <w:r>
-        <w:t>”</w:t>
-      </w:r>
-      <w:proofErr w:type="gramEnd"/>
-      <w:r>
-        <w:t xml:space="preserve"> </w:t>
+      <w:r>
+        <w:t xml:space="preserve">” </w:t>
       </w:r>
       <w:r>
         <w:rPr>
@@ -6125,22 +5850,18 @@
         </w:rPr>
         <w:t>的独立开关，如果你只想要玩家被看见时才触发主动事件的开关，设置条件</w:t>
       </w:r>
-      <w:proofErr w:type="gramStart"/>
       <w:r>
         <w:t>”</w:t>
       </w:r>
-      <w:proofErr w:type="gramEnd"/>
       <w:r>
         <w:rPr>
           <w:rFonts w:hint="eastAsia"/>
         </w:rPr>
         <w:t>只玩家才能触发</w:t>
       </w:r>
-      <w:proofErr w:type="gramStart"/>
       <w:r>
         <w:t>”</w:t>
       </w:r>
-      <w:proofErr w:type="gramEnd"/>
       <w:r>
         <w:rPr>
           <w:rFonts w:hint="eastAsia"/>
@@ -6495,19 +6216,11 @@
         <w:snapToGrid/>
         <w:spacing w:after="0"/>
       </w:pPr>
-      <w:proofErr w:type="gramStart"/>
-      <w:r>
-        <w:rPr>
-          <w:rFonts w:hint="eastAsia"/>
-        </w:rPr>
-        <w:t>这计算</w:t>
-      </w:r>
-      <w:proofErr w:type="gramEnd"/>
-      <w:r>
-        <w:rPr>
-          <w:rFonts w:hint="eastAsia"/>
-        </w:rPr>
-        <w:t>压力对于计算机来说非常大。</w:t>
+      <w:r>
+        <w:rPr>
+          <w:rFonts w:hint="eastAsia"/>
+        </w:rPr>
+        <w:t>这计算压力对于计算机来说非常大。</w:t>
       </w:r>
     </w:p>
     <w:p>
@@ -6654,14 +6367,7 @@
         <w:rPr>
           <w:rFonts w:hint="eastAsia"/>
         </w:rPr>
-        <w:t>小爱丽</w:t>
-      </w:r>
-      <w:proofErr w:type="gramStart"/>
-      <w:r>
-        <w:rPr>
-          <w:rFonts w:hint="eastAsia"/>
-        </w:rPr>
-        <w:t>丝</w:t>
+        <w:t>小爱丽丝</w:t>
       </w:r>
       <w:r>
         <w:rPr>
@@ -6669,7 +6375,6 @@
         </w:rPr>
         <w:t>看见</w:t>
       </w:r>
-      <w:proofErr w:type="gramEnd"/>
       <w:r>
         <w:rPr>
           <w:rFonts w:hint="eastAsia"/>
@@ -6869,7 +6574,7 @@
           <w:szCs w:val="24"/>
         </w:rPr>
         <w:drawing>
-          <wp:inline distT="0" distB="0" distL="0" distR="0" wp14:anchorId="4ED0C4DC" wp14:editId="445EF510">
+          <wp:inline distT="0" distB="0" distL="0" distR="0" wp14:anchorId="4ED0C4DC" wp14:editId="4A201EA5">
             <wp:extent cx="2775851" cy="1836420"/>
             <wp:effectExtent l="0" t="0" r="5715" b="0"/>
             <wp:docPr id="38" name="图片 38"/>
@@ -7006,34 +6711,15 @@
         </w:rPr>
         <w:t>可见相关概念：</w:t>
       </w:r>
-      <w:r>
-        <w:fldChar w:fldCharType="begin"/>
-      </w:r>
-      <w:r>
-        <w:instrText>HYPERLINK \l "_</w:instrText>
-      </w:r>
-      <w:r>
-        <w:instrText>持续性</w:instrText>
-      </w:r>
-      <w:r>
-        <w:instrText>"</w:instrText>
-      </w:r>
-      <w:r>
-        <w:fldChar w:fldCharType="separate"/>
-      </w:r>
-      <w:r>
-        <w:rPr>
-          <w:rStyle w:val="a4"/>
-          <w:rFonts w:hint="eastAsia"/>
-        </w:rPr>
-        <w:t>持续性</w:t>
-      </w:r>
-      <w:r>
-        <w:rPr>
-          <w:rStyle w:val="a4"/>
-        </w:rPr>
-        <w:fldChar w:fldCharType="end"/>
-      </w:r>
+      <w:hyperlink w:anchor="_持续性" w:history="1">
+        <w:r>
+          <w:rPr>
+            <w:rStyle w:val="a4"/>
+            <w:rFonts w:hint="eastAsia"/>
+          </w:rPr>
+          <w:t>持续性</w:t>
+        </w:r>
+      </w:hyperlink>
       <w:r>
         <w:t xml:space="preserve"> </w:t>
       </w:r>
@@ -7125,16 +6811,8 @@
         <w:rPr>
           <w:rFonts w:hint="eastAsia"/>
         </w:rPr>
-        <w:t>小爱丽</w:t>
-      </w:r>
-      <w:proofErr w:type="gramStart"/>
-      <w:r>
-        <w:rPr>
-          <w:rFonts w:hint="eastAsia"/>
-        </w:rPr>
-        <w:t>丝事件</w:t>
-      </w:r>
-      <w:proofErr w:type="gramEnd"/>
+        <w:t>小爱丽丝事件</w:t>
+      </w:r>
       <w:r>
         <w:rPr>
           <w:rFonts w:hint="eastAsia"/>
@@ -8073,35 +7751,15 @@
         </w:rPr>
         <w:t>然后把DEBUG区域显示开启，然后在游戏中测试。详细可见：</w:t>
       </w:r>
-      <w:r>
-        <w:fldChar w:fldCharType="begin"/>
-      </w:r>
-      <w:r>
-        <w:instrText>HYPERLINK \l "_DEBUG</w:instrText>
-      </w:r>
-      <w:r>
-        <w:instrText>区域显示</w:instrText>
-      </w:r>
-      <w:r>
-        <w:instrText>"</w:instrText>
-      </w:r>
-      <w:r>
-        <w:fldChar w:fldCharType="separate"/>
-      </w:r>
-      <w:r>
-        <w:rPr>
-          <w:rStyle w:val="a4"/>
-          <w:rFonts w:ascii="微软雅黑" w:hAnsi="微软雅黑"/>
-        </w:rPr>
-        <w:t>DEBUG区域显示</w:t>
-      </w:r>
-      <w:r>
-        <w:rPr>
-          <w:rStyle w:val="a4"/>
-          <w:rFonts w:ascii="微软雅黑" w:hAnsi="微软雅黑"/>
-        </w:rPr>
-        <w:fldChar w:fldCharType="end"/>
-      </w:r>
+      <w:hyperlink w:anchor="_DEBUG区域显示" w:history="1">
+        <w:r>
+          <w:rPr>
+            <w:rStyle w:val="a4"/>
+            <w:rFonts w:ascii="微软雅黑" w:hAnsi="微软雅黑"/>
+          </w:rPr>
+          <w:t>DEBUG区域显示</w:t>
+        </w:r>
+      </w:hyperlink>
       <w:r>
         <w:rPr>
           <w:rFonts w:ascii="微软雅黑" w:hAnsi="微软雅黑"/>
@@ -8702,30 +8360,14 @@
           <w:rFonts w:ascii="微软雅黑" w:hAnsi="微软雅黑" w:hint="eastAsia"/>
           <w:color w:val="00B050"/>
         </w:rPr>
-        <w:t>遇</w:t>
-      </w:r>
-      <w:proofErr w:type="gramStart"/>
+        <w:t>遇敌</w:t>
+      </w:r>
       <w:r>
         <w:rPr>
           <w:rFonts w:ascii="微软雅黑" w:hAnsi="微软雅黑" w:hint="eastAsia"/>
           <w:color w:val="00B050"/>
         </w:rPr>
-        <w:t>敌</w:t>
-      </w:r>
-      <w:r>
-        <w:rPr>
-          <w:rFonts w:ascii="微软雅黑" w:hAnsi="微软雅黑" w:hint="eastAsia"/>
-          <w:color w:val="00B050"/>
-        </w:rPr>
-        <w:t>管理</w:t>
-      </w:r>
-      <w:proofErr w:type="gramEnd"/>
-      <w:r>
-        <w:rPr>
-          <w:rFonts w:ascii="微软雅黑" w:hAnsi="微软雅黑" w:hint="eastAsia"/>
-          <w:color w:val="00B050"/>
-        </w:rPr>
-        <w:t>层</w:t>
+        <w:t>管理层</w:t>
       </w:r>
       <w:r>
         <w:rPr>
@@ -9197,34 +8839,15 @@
         </w:rPr>
         <w:t>（可见相关概念：</w:t>
       </w:r>
-      <w:r>
-        <w:fldChar w:fldCharType="begin"/>
-      </w:r>
-      <w:r>
-        <w:instrText>HYPERLINK \l "_</w:instrText>
-      </w:r>
-      <w:r>
-        <w:instrText>持续性</w:instrText>
-      </w:r>
-      <w:r>
-        <w:instrText>"</w:instrText>
-      </w:r>
-      <w:r>
-        <w:fldChar w:fldCharType="separate"/>
-      </w:r>
-      <w:r>
-        <w:rPr>
-          <w:rStyle w:val="a4"/>
-          <w:rFonts w:hint="eastAsia"/>
-        </w:rPr>
-        <w:t>持续性</w:t>
-      </w:r>
-      <w:r>
-        <w:rPr>
-          <w:rStyle w:val="a4"/>
-        </w:rPr>
-        <w:fldChar w:fldCharType="end"/>
-      </w:r>
+      <w:hyperlink w:anchor="_持续性" w:history="1">
+        <w:r>
+          <w:rPr>
+            <w:rStyle w:val="a4"/>
+            <w:rFonts w:hint="eastAsia"/>
+          </w:rPr>
+          <w:t>持续性</w:t>
+        </w:r>
+      </w:hyperlink>
       <w:r>
         <w:t xml:space="preserve"> </w:t>
       </w:r>
@@ -9316,16 +8939,8 @@
         <w:rPr>
           <w:rFonts w:hint="eastAsia"/>
         </w:rPr>
-        <w:t>小爱丽</w:t>
-      </w:r>
-      <w:proofErr w:type="gramStart"/>
-      <w:r>
-        <w:rPr>
-          <w:rFonts w:hint="eastAsia"/>
-        </w:rPr>
-        <w:t>丝事件</w:t>
-      </w:r>
-      <w:proofErr w:type="gramEnd"/>
+        <w:t>小爱丽丝事件</w:t>
+      </w:r>
       <w:r>
         <w:rPr>
           <w:rFonts w:hint="eastAsia"/>
@@ -9400,34 +9015,15 @@
         </w:rPr>
         <w:t>（可见概念：</w:t>
       </w:r>
-      <w:r>
-        <w:fldChar w:fldCharType="begin"/>
-      </w:r>
-      <w:r>
-        <w:instrText>HYPERLINK \l "</w:instrText>
-      </w:r>
-      <w:r>
-        <w:instrText>区域触发锁</w:instrText>
-      </w:r>
-      <w:r>
-        <w:instrText>"</w:instrText>
-      </w:r>
-      <w:r>
-        <w:fldChar w:fldCharType="separate"/>
-      </w:r>
-      <w:r>
-        <w:rPr>
-          <w:rStyle w:val="a4"/>
-          <w:rFonts w:hint="eastAsia"/>
-        </w:rPr>
-        <w:t>区域触发锁</w:t>
-      </w:r>
-      <w:r>
-        <w:rPr>
-          <w:rStyle w:val="a4"/>
-        </w:rPr>
-        <w:fldChar w:fldCharType="end"/>
-      </w:r>
+      <w:hyperlink w:anchor="区域触发锁" w:history="1">
+        <w:r>
+          <w:rPr>
+            <w:rStyle w:val="a4"/>
+            <w:rFonts w:hint="eastAsia"/>
+          </w:rPr>
+          <w:t>区域触发锁</w:t>
+        </w:r>
+      </w:hyperlink>
       <w:r>
         <w:t xml:space="preserve"> </w:t>
       </w:r>
@@ -10126,35 +9722,15 @@
         </w:rPr>
         <w:t>把DEBUG区域显示开启，然后在游戏中测试。详细可见：</w:t>
       </w:r>
-      <w:r>
-        <w:fldChar w:fldCharType="begin"/>
-      </w:r>
-      <w:r>
-        <w:instrText>HYPERLINK \l "_DEBUG</w:instrText>
-      </w:r>
-      <w:r>
-        <w:instrText>区域显示</w:instrText>
-      </w:r>
-      <w:r>
-        <w:instrText>"</w:instrText>
-      </w:r>
-      <w:r>
-        <w:fldChar w:fldCharType="separate"/>
-      </w:r>
-      <w:r>
-        <w:rPr>
-          <w:rStyle w:val="a4"/>
-          <w:rFonts w:ascii="微软雅黑" w:hAnsi="微软雅黑"/>
-        </w:rPr>
-        <w:t>DEBUG区域显示</w:t>
-      </w:r>
-      <w:r>
-        <w:rPr>
-          <w:rStyle w:val="a4"/>
-          <w:rFonts w:ascii="微软雅黑" w:hAnsi="微软雅黑"/>
-        </w:rPr>
-        <w:fldChar w:fldCharType="end"/>
-      </w:r>
+      <w:hyperlink w:anchor="_DEBUG区域显示" w:history="1">
+        <w:r>
+          <w:rPr>
+            <w:rStyle w:val="a4"/>
+            <w:rFonts w:ascii="微软雅黑" w:hAnsi="微软雅黑"/>
+          </w:rPr>
+          <w:t>DEBUG区域显示</w:t>
+        </w:r>
+      </w:hyperlink>
       <w:r>
         <w:rPr>
           <w:rFonts w:ascii="微软雅黑" w:hAnsi="微软雅黑"/>
@@ -10849,22 +10425,18 @@
         </w:rPr>
         <w:t>另外，这里的</w:t>
       </w:r>
-      <w:proofErr w:type="gramStart"/>
       <w:r>
         <w:t>”</w:t>
       </w:r>
-      <w:proofErr w:type="gramEnd"/>
       <w:r>
         <w:rPr>
           <w:rFonts w:hint="eastAsia"/>
         </w:rPr>
         <w:t>找小红</w:t>
       </w:r>
-      <w:proofErr w:type="gramStart"/>
       <w:r>
         <w:t>”</w:t>
       </w:r>
-      <w:proofErr w:type="gramEnd"/>
       <w:r>
         <w:rPr>
           <w:rFonts w:hint="eastAsia"/>
@@ -10880,21 +10452,7 @@
         <w:rPr>
           <w:rFonts w:hint="eastAsia"/>
         </w:rPr>
-        <w:t>因此，需要使用</w:t>
-      </w:r>
-      <w:proofErr w:type="gramStart"/>
-      <w:r>
-        <w:rPr>
-          <w:rFonts w:hint="eastAsia"/>
-        </w:rPr>
-        <w:t>筛选器</w:t>
-      </w:r>
-      <w:proofErr w:type="gramEnd"/>
-      <w:r>
-        <w:rPr>
-          <w:rFonts w:hint="eastAsia"/>
-        </w:rPr>
-        <w:t>进一步设置。</w:t>
+        <w:t>因此，需要使用筛选器进一步设置。</w:t>
       </w:r>
     </w:p>
     <w:p>
@@ -11010,30 +10568,11 @@
       </w:r>
     </w:p>
     <w:p>
-      <w:pPr>
-        <w:rPr>
-          <w:rFonts w:hint="eastAsia"/>
-        </w:rPr>
-      </w:pPr>
-      <w:r>
-        <w:rPr>
-          <w:rFonts w:hint="eastAsia"/>
-        </w:rPr>
-        <w:t>从</w:t>
-      </w:r>
-      <w:proofErr w:type="gramStart"/>
-      <w:r>
-        <w:rPr>
-          <w:rFonts w:hint="eastAsia"/>
-        </w:rPr>
-        <w:t>筛选器</w:t>
-      </w:r>
-      <w:proofErr w:type="gramEnd"/>
-      <w:r>
-        <w:rPr>
-          <w:rFonts w:hint="eastAsia"/>
-        </w:rPr>
-        <w:t>中能用的条件，可以判断</w:t>
+      <w:r>
+        <w:rPr>
+          <w:rFonts w:hint="eastAsia"/>
+        </w:rPr>
+        <w:t>从筛选器中能用的条件，可以判断</w:t>
       </w:r>
       <w:r>
         <w:rPr>
@@ -11174,11 +10713,9 @@
           <w:szCs w:val="24"/>
         </w:rPr>
       </w:pPr>
-      <w:proofErr w:type="spellStart"/>
       <w:r>
         <w:t>Drill_EventBufferTags</w:t>
       </w:r>
-      <w:proofErr w:type="spellEnd"/>
       <w:r>
         <w:rPr>
           <w:rFonts w:hint="eastAsia"/>
@@ -11284,19 +10821,11 @@
       <w:pPr>
         <w:spacing w:after="0"/>
       </w:pPr>
-      <w:proofErr w:type="gramStart"/>
-      <w:r>
-        <w:rPr>
-          <w:rFonts w:hint="eastAsia"/>
-        </w:rPr>
-        <w:t>筛选器设置</w:t>
-      </w:r>
-      <w:proofErr w:type="gramEnd"/>
-      <w:r>
-        <w:rPr>
-          <w:rFonts w:hint="eastAsia"/>
-        </w:rPr>
-        <w:t>后，回到</w:t>
+      <w:r>
+        <w:rPr>
+          <w:rFonts w:hint="eastAsia"/>
+        </w:rPr>
+        <w:t>筛选器设置后，回到</w:t>
       </w:r>
       <w:r>
         <w:rPr>
@@ -11320,21 +10849,7 @@
         <w:rPr>
           <w:rFonts w:hint="eastAsia"/>
         </w:rPr>
-        <w:t>插件中的配置，对应上</w:t>
-      </w:r>
-      <w:proofErr w:type="gramStart"/>
-      <w:r>
-        <w:rPr>
-          <w:rFonts w:hint="eastAsia"/>
-        </w:rPr>
-        <w:t>筛选器</w:t>
-      </w:r>
-      <w:proofErr w:type="gramEnd"/>
-      <w:r>
-        <w:rPr>
-          <w:rFonts w:hint="eastAsia"/>
-        </w:rPr>
-        <w:t>的</w:t>
+        <w:t>插件中的配置，对应上筛选器的</w:t>
       </w:r>
       <w:r>
         <w:rPr>
@@ -11427,21 +10942,7 @@
           <w:rFonts w:hint="eastAsia"/>
         </w:rPr>
         <w:lastRenderedPageBreak/>
-        <w:t>在相应的小</w:t>
-      </w:r>
-      <w:proofErr w:type="gramStart"/>
-      <w:r>
-        <w:rPr>
-          <w:rFonts w:hint="eastAsia"/>
-        </w:rPr>
-        <w:t>红事件</w:t>
-      </w:r>
-      <w:proofErr w:type="gramEnd"/>
-      <w:r>
-        <w:rPr>
-          <w:rFonts w:hint="eastAsia"/>
-        </w:rPr>
-        <w:t>中，添加小红标签。</w:t>
+        <w:t>在相应的小红事件中，添加小红标签。</w:t>
       </w:r>
     </w:p>
     <w:p>
@@ -11641,21 +11142,7 @@
         <w:rPr>
           <w:rFonts w:hint="eastAsia"/>
         </w:rPr>
-        <w:t>没开</w:t>
-      </w:r>
-      <w:proofErr w:type="gramStart"/>
-      <w:r>
-        <w:rPr>
-          <w:rFonts w:hint="eastAsia"/>
-        </w:rPr>
-        <w:t>筛选器</w:t>
-      </w:r>
-      <w:proofErr w:type="gramEnd"/>
-      <w:r>
-        <w:rPr>
-          <w:rFonts w:hint="eastAsia"/>
-        </w:rPr>
-        <w:t>前，范围是这样的。</w:t>
+        <w:t>没开筛选器前，范围是这样的。</w:t>
       </w:r>
     </w:p>
     <w:p>
@@ -11728,53 +11215,37 @@
         <w:rPr>
           <w:rFonts w:hint="eastAsia"/>
         </w:rPr>
-        <w:t>开了</w:t>
-      </w:r>
-      <w:proofErr w:type="gramStart"/>
+        <w:t>开了筛选器后</w:t>
+      </w:r>
+      <w:r>
+        <w:rPr>
+          <w:rFonts w:hint="eastAsia"/>
+        </w:rPr>
+        <w:t>，你会发现没有显示任何区域。</w:t>
+      </w:r>
+    </w:p>
+    <w:p>
+      <w:pPr>
+        <w:spacing w:after="0"/>
+      </w:pPr>
+      <w:r>
+        <w:rPr>
+          <w:rFonts w:hint="eastAsia"/>
+        </w:rPr>
+        <w:t>这是因为不符合条件的区域块，都被</w:t>
+      </w:r>
+      <w:r>
+        <w:rPr>
+          <w:rFonts w:hint="eastAsia"/>
+        </w:rPr>
+        <w:t xml:space="preserve"> </w:t>
+      </w:r>
       <w:r>
         <w:rPr>
           <w:rFonts w:hint="eastAsia"/>
         </w:rPr>
         <w:t>筛选器</w:t>
       </w:r>
-      <w:proofErr w:type="gramEnd"/>
-      <w:r>
-        <w:rPr>
-          <w:rFonts w:hint="eastAsia"/>
-        </w:rPr>
-        <w:t>后</w:t>
-      </w:r>
-      <w:r>
-        <w:rPr>
-          <w:rFonts w:hint="eastAsia"/>
-        </w:rPr>
-        <w:t>，你会发现没有显示任何区域。</w:t>
-      </w:r>
-    </w:p>
-    <w:p>
-      <w:pPr>
-        <w:spacing w:after="0"/>
-      </w:pPr>
-      <w:r>
-        <w:rPr>
-          <w:rFonts w:hint="eastAsia"/>
-        </w:rPr>
-        <w:t>这是因为不符合条件的区域块，都被</w:t>
-      </w:r>
-      <w:r>
-        <w:rPr>
-          <w:rFonts w:hint="eastAsia"/>
-        </w:rPr>
-        <w:t xml:space="preserve"> </w:t>
-      </w:r>
-      <w:proofErr w:type="gramStart"/>
-      <w:r>
-        <w:rPr>
-          <w:rFonts w:hint="eastAsia"/>
-        </w:rPr>
-        <w:t>筛选器</w:t>
-      </w:r>
-      <w:proofErr w:type="gramEnd"/>
       <w:r>
         <w:rPr>
           <w:rFonts w:hint="eastAsia"/>
@@ -11796,21 +11267,7 @@
         <w:rPr>
           <w:rFonts w:hint="eastAsia"/>
         </w:rPr>
-        <w:t>但是，符合条件的小红出现，小红脚下</w:t>
-      </w:r>
-      <w:proofErr w:type="gramStart"/>
-      <w:r>
-        <w:rPr>
-          <w:rFonts w:hint="eastAsia"/>
-        </w:rPr>
-        <w:t>的图块会</w:t>
-      </w:r>
-      <w:proofErr w:type="gramEnd"/>
-      <w:r>
-        <w:rPr>
-          <w:rFonts w:hint="eastAsia"/>
-        </w:rPr>
-        <w:t>立刻点亮。</w:t>
+        <w:t>但是，符合条件的小红出现，小红脚下的图块会立刻点亮。</w:t>
       </w:r>
     </w:p>
     <w:p>
@@ -12363,7 +11820,7 @@
 </file>
 
 <file path=word/endnotes.xml><?xml version="1.0" encoding="utf-8"?>
-<w:endnotes xmlns:wpc="http://schemas.microsoft.com/office/word/2010/wordprocessingCanvas" xmlns:cx="http://schemas.microsoft.com/office/drawing/2014/chartex" xmlns:cx1="http://schemas.microsoft.com/office/drawing/2015/9/8/chartex" xmlns:cx2="http://schemas.microsoft.com/office/drawing/2015/10/21/chartex" xmlns:cx3="http://schemas.microsoft.com/office/drawing/2016/5/9/chartex" xmlns:cx4="http://schemas.microsoft.com/office/drawing/2016/5/10/chartex" xmlns:cx5="http://schemas.microsoft.com/office/drawing/2016/5/11/chartex" xmlns:cx6="http://schemas.microsoft.com/office/drawing/2016/5/12/chartex" xmlns:cx7="http://schemas.microsoft.com/office/drawing/2016/5/13/chartex" xmlns:cx8="http://schemas.microsoft.com/office/drawing/2016/5/14/chartex" xmlns:mc="http://schemas.openxmlformats.org/markup-compatibility/2006" xmlns:aink="http://schemas.microsoft.com/office/drawing/2016/ink" xmlns:am3d="http://schemas.microsoft.com/office/drawing/2017/model3d" xmlns:o="urn:schemas-microsoft-com:office:office" xmlns:oel="http://schemas.microsoft.com/office/2019/extlst" xmlns:r="http://schemas.openxmlformats.org/officeDocument/2006/relationships" xmlns:m="http://schemas.openxmlformats.org/officeDocument/2006/math" xmlns:v="urn:schemas-microsoft-com:vml" xmlns:wp14="http://schemas.microsoft.com/office/word/2010/wordprocessingDrawing" xmlns:wp="http://schemas.openxmlformats.org/drawingml/2006/wordprocessingDrawing" xmlns:w10="urn:schemas-microsoft-com:office:word" xmlns:w="http://schemas.openxmlformats.org/wordprocessingml/2006/main" xmlns:w14="http://schemas.microsoft.com/office/word/2010/wordml" xmlns:w15="http://schemas.microsoft.com/office/word/2012/wordml" xmlns:w16cex="http://schemas.microsoft.com/office/word/2018/wordml/cex" xmlns:w16cid="http://schemas.microsoft.com/office/word/2016/wordml/cid" xmlns:w16="http://schemas.microsoft.com/office/word/2018/wordml" xmlns:w16du="http://schemas.microsoft.com/office/word/2023/wordml/word16du" xmlns:w16sdtdh="http://schemas.microsoft.com/office/word/2020/wordml/sdtdatahash" xmlns:w16se="http://schemas.microsoft.com/office/word/2015/wordml/symex" xmlns:wpg="http://schemas.microsoft.com/office/word/2010/wordprocessingGroup" xmlns:wpi="http://schemas.microsoft.com/office/word/2010/wordprocessingInk" xmlns:wne="http://schemas.microsoft.com/office/word/2006/wordml" xmlns:wps="http://schemas.microsoft.com/office/word/2010/wordprocessingShape" mc:Ignorable="w14 w15 w16se w16cid w16 w16cex w16sdtdh w16du wp14">
+<w:endnotes xmlns:wpc="http://schemas.microsoft.com/office/word/2010/wordprocessingCanvas" xmlns:cx="http://schemas.microsoft.com/office/drawing/2014/chartex" xmlns:cx1="http://schemas.microsoft.com/office/drawing/2015/9/8/chartex" xmlns:cx2="http://schemas.microsoft.com/office/drawing/2015/10/21/chartex" xmlns:cx3="http://schemas.microsoft.com/office/drawing/2016/5/9/chartex" xmlns:cx4="http://schemas.microsoft.com/office/drawing/2016/5/10/chartex" xmlns:cx5="http://schemas.microsoft.com/office/drawing/2016/5/11/chartex" xmlns:cx6="http://schemas.microsoft.com/office/drawing/2016/5/12/chartex" xmlns:cx7="http://schemas.microsoft.com/office/drawing/2016/5/13/chartex" xmlns:cx8="http://schemas.microsoft.com/office/drawing/2016/5/14/chartex" xmlns:mc="http://schemas.openxmlformats.org/markup-compatibility/2006" xmlns:aink="http://schemas.microsoft.com/office/drawing/2016/ink" xmlns:am3d="http://schemas.microsoft.com/office/drawing/2017/model3d" xmlns:o="urn:schemas-microsoft-com:office:office" xmlns:oel="http://schemas.microsoft.com/office/2019/extlst" xmlns:r="http://schemas.openxmlformats.org/officeDocument/2006/relationships" xmlns:m="http://schemas.openxmlformats.org/officeDocument/2006/math" xmlns:v="urn:schemas-microsoft-com:vml" xmlns:wp14="http://schemas.microsoft.com/office/word/2010/wordprocessingDrawing" xmlns:wp="http://schemas.openxmlformats.org/drawingml/2006/wordprocessingDrawing" xmlns:w10="urn:schemas-microsoft-com:office:word" xmlns:w="http://schemas.openxmlformats.org/wordprocessingml/2006/main" xmlns:w14="http://schemas.microsoft.com/office/word/2010/wordml" xmlns:w15="http://schemas.microsoft.com/office/word/2012/wordml" xmlns:w16cex="http://schemas.microsoft.com/office/word/2018/wordml/cex" xmlns:w16cid="http://schemas.microsoft.com/office/word/2016/wordml/cid" xmlns:w16="http://schemas.microsoft.com/office/word/2018/wordml" xmlns:w16du="http://schemas.microsoft.com/office/word/2023/wordml/word16du" xmlns:w16sdtdh="http://schemas.microsoft.com/office/word/2020/wordml/sdtdatahash" xmlns:w16sdtfl="http://schemas.microsoft.com/office/word/2024/wordml/sdtformatlock" xmlns:w16se="http://schemas.microsoft.com/office/word/2015/wordml/symex" xmlns:wpg="http://schemas.microsoft.com/office/word/2010/wordprocessingGroup" xmlns:wpi="http://schemas.microsoft.com/office/word/2010/wordprocessingInk" xmlns:wne="http://schemas.microsoft.com/office/word/2006/wordml" xmlns:wps="http://schemas.microsoft.com/office/word/2010/wordprocessingShape" mc:Ignorable="w14 w15 w16se w16cid w16 w16cex w16sdtdh w16sdtfl w16du wp14">
   <w:endnote w:type="separator" w:id="-1">
     <w:p>
       <w:r>
@@ -12382,7 +11839,7 @@
 </file>
 
 <file path=word/footnotes.xml><?xml version="1.0" encoding="utf-8"?>
-<w:footnotes xmlns:wpc="http://schemas.microsoft.com/office/word/2010/wordprocessingCanvas" xmlns:cx="http://schemas.microsoft.com/office/drawing/2014/chartex" xmlns:cx1="http://schemas.microsoft.com/office/drawing/2015/9/8/chartex" xmlns:cx2="http://schemas.microsoft.com/office/drawing/2015/10/21/chartex" xmlns:cx3="http://schemas.microsoft.com/office/drawing/2016/5/9/chartex" xmlns:cx4="http://schemas.microsoft.com/office/drawing/2016/5/10/chartex" xmlns:cx5="http://schemas.microsoft.com/office/drawing/2016/5/11/chartex" xmlns:cx6="http://schemas.microsoft.com/office/drawing/2016/5/12/chartex" xmlns:cx7="http://schemas.microsoft.com/office/drawing/2016/5/13/chartex" xmlns:cx8="http://schemas.microsoft.com/office/drawing/2016/5/14/chartex" xmlns:mc="http://schemas.openxmlformats.org/markup-compatibility/2006" xmlns:aink="http://schemas.microsoft.com/office/drawing/2016/ink" xmlns:am3d="http://schemas.microsoft.com/office/drawing/2017/model3d" xmlns:o="urn:schemas-microsoft-com:office:office" xmlns:oel="http://schemas.microsoft.com/office/2019/extlst" xmlns:r="http://schemas.openxmlformats.org/officeDocument/2006/relationships" xmlns:m="http://schemas.openxmlformats.org/officeDocument/2006/math" xmlns:v="urn:schemas-microsoft-com:vml" xmlns:wp14="http://schemas.microsoft.com/office/word/2010/wordprocessingDrawing" xmlns:wp="http://schemas.openxmlformats.org/drawingml/2006/wordprocessingDrawing" xmlns:w10="urn:schemas-microsoft-com:office:word" xmlns:w="http://schemas.openxmlformats.org/wordprocessingml/2006/main" xmlns:w14="http://schemas.microsoft.com/office/word/2010/wordml" xmlns:w15="http://schemas.microsoft.com/office/word/2012/wordml" xmlns:w16cex="http://schemas.microsoft.com/office/word/2018/wordml/cex" xmlns:w16cid="http://schemas.microsoft.com/office/word/2016/wordml/cid" xmlns:w16="http://schemas.microsoft.com/office/word/2018/wordml" xmlns:w16du="http://schemas.microsoft.com/office/word/2023/wordml/word16du" xmlns:w16sdtdh="http://schemas.microsoft.com/office/word/2020/wordml/sdtdatahash" xmlns:w16se="http://schemas.microsoft.com/office/word/2015/wordml/symex" xmlns:wpg="http://schemas.microsoft.com/office/word/2010/wordprocessingGroup" xmlns:wpi="http://schemas.microsoft.com/office/word/2010/wordprocessingInk" xmlns:wne="http://schemas.microsoft.com/office/word/2006/wordml" xmlns:wps="http://schemas.microsoft.com/office/word/2010/wordprocessingShape" mc:Ignorable="w14 w15 w16se w16cid w16 w16cex w16sdtdh w16du wp14">
+<w:footnotes xmlns:wpc="http://schemas.microsoft.com/office/word/2010/wordprocessingCanvas" xmlns:cx="http://schemas.microsoft.com/office/drawing/2014/chartex" xmlns:cx1="http://schemas.microsoft.com/office/drawing/2015/9/8/chartex" xmlns:cx2="http://schemas.microsoft.com/office/drawing/2015/10/21/chartex" xmlns:cx3="http://schemas.microsoft.com/office/drawing/2016/5/9/chartex" xmlns:cx4="http://schemas.microsoft.com/office/drawing/2016/5/10/chartex" xmlns:cx5="http://schemas.microsoft.com/office/drawing/2016/5/11/chartex" xmlns:cx6="http://schemas.microsoft.com/office/drawing/2016/5/12/chartex" xmlns:cx7="http://schemas.microsoft.com/office/drawing/2016/5/13/chartex" xmlns:cx8="http://schemas.microsoft.com/office/drawing/2016/5/14/chartex" xmlns:mc="http://schemas.openxmlformats.org/markup-compatibility/2006" xmlns:aink="http://schemas.microsoft.com/office/drawing/2016/ink" xmlns:am3d="http://schemas.microsoft.com/office/drawing/2017/model3d" xmlns:o="urn:schemas-microsoft-com:office:office" xmlns:oel="http://schemas.microsoft.com/office/2019/extlst" xmlns:r="http://schemas.openxmlformats.org/officeDocument/2006/relationships" xmlns:m="http://schemas.openxmlformats.org/officeDocument/2006/math" xmlns:v="urn:schemas-microsoft-com:vml" xmlns:wp14="http://schemas.microsoft.com/office/word/2010/wordprocessingDrawing" xmlns:wp="http://schemas.openxmlformats.org/drawingml/2006/wordprocessingDrawing" xmlns:w10="urn:schemas-microsoft-com:office:word" xmlns:w="http://schemas.openxmlformats.org/wordprocessingml/2006/main" xmlns:w14="http://schemas.microsoft.com/office/word/2010/wordml" xmlns:w15="http://schemas.microsoft.com/office/word/2012/wordml" xmlns:w16cex="http://schemas.microsoft.com/office/word/2018/wordml/cex" xmlns:w16cid="http://schemas.microsoft.com/office/word/2016/wordml/cid" xmlns:w16="http://schemas.microsoft.com/office/word/2018/wordml" xmlns:w16du="http://schemas.microsoft.com/office/word/2023/wordml/word16du" xmlns:w16sdtdh="http://schemas.microsoft.com/office/word/2020/wordml/sdtdatahash" xmlns:w16sdtfl="http://schemas.microsoft.com/office/word/2024/wordml/sdtformatlock" xmlns:w16se="http://schemas.microsoft.com/office/word/2015/wordml/symex" xmlns:wpg="http://schemas.microsoft.com/office/word/2010/wordprocessingGroup" xmlns:wpi="http://schemas.microsoft.com/office/word/2010/wordprocessingInk" xmlns:wne="http://schemas.microsoft.com/office/word/2006/wordml" xmlns:wps="http://schemas.microsoft.com/office/word/2010/wordprocessingShape" mc:Ignorable="w14 w15 w16se w16cid w16 w16cex w16sdtdh w16sdtfl w16du wp14">
   <w:footnote w:type="separator" w:id="-1">
     <w:p>
       <w:r>
@@ -12401,7 +11858,7 @@
 </file>
 
 <file path=word/header1.xml><?xml version="1.0" encoding="utf-8"?>
-<w:hdr xmlns:wpc="http://schemas.microsoft.com/office/word/2010/wordprocessingCanvas" xmlns:cx="http://schemas.microsoft.com/office/drawing/2014/chartex" xmlns:cx1="http://schemas.microsoft.com/office/drawing/2015/9/8/chartex" xmlns:cx2="http://schemas.microsoft.com/office/drawing/2015/10/21/chartex" xmlns:cx3="http://schemas.microsoft.com/office/drawing/2016/5/9/chartex" xmlns:cx4="http://schemas.microsoft.com/office/drawing/2016/5/10/chartex" xmlns:cx5="http://schemas.microsoft.com/office/drawing/2016/5/11/chartex" xmlns:cx6="http://schemas.microsoft.com/office/drawing/2016/5/12/chartex" xmlns:cx7="http://schemas.microsoft.com/office/drawing/2016/5/13/chartex" xmlns:cx8="http://schemas.microsoft.com/office/drawing/2016/5/14/chartex" xmlns:mc="http://schemas.openxmlformats.org/markup-compatibility/2006" xmlns:aink="http://schemas.microsoft.com/office/drawing/2016/ink" xmlns:am3d="http://schemas.microsoft.com/office/drawing/2017/model3d" xmlns:o="urn:schemas-microsoft-com:office:office" xmlns:oel="http://schemas.microsoft.com/office/2019/extlst" xmlns:r="http://schemas.openxmlformats.org/officeDocument/2006/relationships" xmlns:m="http://schemas.openxmlformats.org/officeDocument/2006/math" xmlns:v="urn:schemas-microsoft-com:vml" xmlns:wp14="http://schemas.microsoft.com/office/word/2010/wordprocessingDrawing" xmlns:wp="http://schemas.openxmlformats.org/drawingml/2006/wordprocessingDrawing" xmlns:w10="urn:schemas-microsoft-com:office:word" xmlns:w="http://schemas.openxmlformats.org/wordprocessingml/2006/main" xmlns:w14="http://schemas.microsoft.com/office/word/2010/wordml" xmlns:w15="http://schemas.microsoft.com/office/word/2012/wordml" xmlns:w16cex="http://schemas.microsoft.com/office/word/2018/wordml/cex" xmlns:w16cid="http://schemas.microsoft.com/office/word/2016/wordml/cid" xmlns:w16="http://schemas.microsoft.com/office/word/2018/wordml" xmlns:w16du="http://schemas.microsoft.com/office/word/2023/wordml/word16du" xmlns:w16sdtdh="http://schemas.microsoft.com/office/word/2020/wordml/sdtdatahash" xmlns:w16se="http://schemas.microsoft.com/office/word/2015/wordml/symex" xmlns:wpg="http://schemas.microsoft.com/office/word/2010/wordprocessingGroup" xmlns:wpi="http://schemas.microsoft.com/office/word/2010/wordprocessingInk" xmlns:wne="http://schemas.microsoft.com/office/word/2006/wordml" xmlns:wps="http://schemas.microsoft.com/office/word/2010/wordprocessingShape" mc:Ignorable="w14 w15 w16se w16cid w16 w16cex w16sdtdh w16du wp14">
+<w:hdr xmlns:wpc="http://schemas.microsoft.com/office/word/2010/wordprocessingCanvas" xmlns:cx="http://schemas.microsoft.com/office/drawing/2014/chartex" xmlns:cx1="http://schemas.microsoft.com/office/drawing/2015/9/8/chartex" xmlns:cx2="http://schemas.microsoft.com/office/drawing/2015/10/21/chartex" xmlns:cx3="http://schemas.microsoft.com/office/drawing/2016/5/9/chartex" xmlns:cx4="http://schemas.microsoft.com/office/drawing/2016/5/10/chartex" xmlns:cx5="http://schemas.microsoft.com/office/drawing/2016/5/11/chartex" xmlns:cx6="http://schemas.microsoft.com/office/drawing/2016/5/12/chartex" xmlns:cx7="http://schemas.microsoft.com/office/drawing/2016/5/13/chartex" xmlns:cx8="http://schemas.microsoft.com/office/drawing/2016/5/14/chartex" xmlns:mc="http://schemas.openxmlformats.org/markup-compatibility/2006" xmlns:aink="http://schemas.microsoft.com/office/drawing/2016/ink" xmlns:am3d="http://schemas.microsoft.com/office/drawing/2017/model3d" xmlns:o="urn:schemas-microsoft-com:office:office" xmlns:oel="http://schemas.microsoft.com/office/2019/extlst" xmlns:r="http://schemas.openxmlformats.org/officeDocument/2006/relationships" xmlns:m="http://schemas.openxmlformats.org/officeDocument/2006/math" xmlns:v="urn:schemas-microsoft-com:vml" xmlns:wp14="http://schemas.microsoft.com/office/word/2010/wordprocessingDrawing" xmlns:wp="http://schemas.openxmlformats.org/drawingml/2006/wordprocessingDrawing" xmlns:w10="urn:schemas-microsoft-com:office:word" xmlns:w="http://schemas.openxmlformats.org/wordprocessingml/2006/main" xmlns:w14="http://schemas.microsoft.com/office/word/2010/wordml" xmlns:w15="http://schemas.microsoft.com/office/word/2012/wordml" xmlns:w16cex="http://schemas.microsoft.com/office/word/2018/wordml/cex" xmlns:w16cid="http://schemas.microsoft.com/office/word/2016/wordml/cid" xmlns:w16="http://schemas.microsoft.com/office/word/2018/wordml" xmlns:w16du="http://schemas.microsoft.com/office/word/2023/wordml/word16du" xmlns:w16sdtdh="http://schemas.microsoft.com/office/word/2020/wordml/sdtdatahash" xmlns:w16sdtfl="http://schemas.microsoft.com/office/word/2024/wordml/sdtformatlock" xmlns:w16se="http://schemas.microsoft.com/office/word/2015/wordml/symex" xmlns:wpg="http://schemas.microsoft.com/office/word/2010/wordprocessingGroup" xmlns:wpi="http://schemas.microsoft.com/office/word/2010/wordprocessingInk" xmlns:wne="http://schemas.microsoft.com/office/word/2006/wordml" xmlns:wps="http://schemas.microsoft.com/office/word/2010/wordprocessingShape" mc:Ignorable="w14 w15 w16se w16cid w16 w16cex w16sdtdh w16sdtfl w16du wp14">
   <w:p>
     <w:pPr>
       <w:pStyle w:val="a6"/>
@@ -12414,7 +11871,7 @@
 </file>
 
 <file path=word/header2.xml><?xml version="1.0" encoding="utf-8"?>
-<w:hdr xmlns:wpc="http://schemas.microsoft.com/office/word/2010/wordprocessingCanvas" xmlns:cx="http://schemas.microsoft.com/office/drawing/2014/chartex" xmlns:cx1="http://schemas.microsoft.com/office/drawing/2015/9/8/chartex" xmlns:cx2="http://schemas.microsoft.com/office/drawing/2015/10/21/chartex" xmlns:cx3="http://schemas.microsoft.com/office/drawing/2016/5/9/chartex" xmlns:cx4="http://schemas.microsoft.com/office/drawing/2016/5/10/chartex" xmlns:cx5="http://schemas.microsoft.com/office/drawing/2016/5/11/chartex" xmlns:cx6="http://schemas.microsoft.com/office/drawing/2016/5/12/chartex" xmlns:cx7="http://schemas.microsoft.com/office/drawing/2016/5/13/chartex" xmlns:cx8="http://schemas.microsoft.com/office/drawing/2016/5/14/chartex" xmlns:mc="http://schemas.openxmlformats.org/markup-compatibility/2006" xmlns:aink="http://schemas.microsoft.com/office/drawing/2016/ink" xmlns:am3d="http://schemas.microsoft.com/office/drawing/2017/model3d" xmlns:o="urn:schemas-microsoft-com:office:office" xmlns:oel="http://schemas.microsoft.com/office/2019/extlst" xmlns:r="http://schemas.openxmlformats.org/officeDocument/2006/relationships" xmlns:m="http://schemas.openxmlformats.org/officeDocument/2006/math" xmlns:v="urn:schemas-microsoft-com:vml" xmlns:wp14="http://schemas.microsoft.com/office/word/2010/wordprocessingDrawing" xmlns:wp="http://schemas.openxmlformats.org/drawingml/2006/wordprocessingDrawing" xmlns:w10="urn:schemas-microsoft-com:office:word" xmlns:w="http://schemas.openxmlformats.org/wordprocessingml/2006/main" xmlns:w14="http://schemas.microsoft.com/office/word/2010/wordml" xmlns:w15="http://schemas.microsoft.com/office/word/2012/wordml" xmlns:w16cex="http://schemas.microsoft.com/office/word/2018/wordml/cex" xmlns:w16cid="http://schemas.microsoft.com/office/word/2016/wordml/cid" xmlns:w16="http://schemas.microsoft.com/office/word/2018/wordml" xmlns:w16du="http://schemas.microsoft.com/office/word/2023/wordml/word16du" xmlns:w16sdtdh="http://schemas.microsoft.com/office/word/2020/wordml/sdtdatahash" xmlns:w16se="http://schemas.microsoft.com/office/word/2015/wordml/symex" xmlns:wpg="http://schemas.microsoft.com/office/word/2010/wordprocessingGroup" xmlns:wpi="http://schemas.microsoft.com/office/word/2010/wordprocessingInk" xmlns:wne="http://schemas.microsoft.com/office/word/2006/wordml" xmlns:wps="http://schemas.microsoft.com/office/word/2010/wordprocessingShape" mc:Ignorable="w14 w15 w16se w16cid w16 w16cex w16sdtdh w16du wp14">
+<w:hdr xmlns:wpc="http://schemas.microsoft.com/office/word/2010/wordprocessingCanvas" xmlns:cx="http://schemas.microsoft.com/office/drawing/2014/chartex" xmlns:cx1="http://schemas.microsoft.com/office/drawing/2015/9/8/chartex" xmlns:cx2="http://schemas.microsoft.com/office/drawing/2015/10/21/chartex" xmlns:cx3="http://schemas.microsoft.com/office/drawing/2016/5/9/chartex" xmlns:cx4="http://schemas.microsoft.com/office/drawing/2016/5/10/chartex" xmlns:cx5="http://schemas.microsoft.com/office/drawing/2016/5/11/chartex" xmlns:cx6="http://schemas.microsoft.com/office/drawing/2016/5/12/chartex" xmlns:cx7="http://schemas.microsoft.com/office/drawing/2016/5/13/chartex" xmlns:cx8="http://schemas.microsoft.com/office/drawing/2016/5/14/chartex" xmlns:mc="http://schemas.openxmlformats.org/markup-compatibility/2006" xmlns:aink="http://schemas.microsoft.com/office/drawing/2016/ink" xmlns:am3d="http://schemas.microsoft.com/office/drawing/2017/model3d" xmlns:o="urn:schemas-microsoft-com:office:office" xmlns:oel="http://schemas.microsoft.com/office/2019/extlst" xmlns:r="http://schemas.openxmlformats.org/officeDocument/2006/relationships" xmlns:m="http://schemas.openxmlformats.org/officeDocument/2006/math" xmlns:v="urn:schemas-microsoft-com:vml" xmlns:wp14="http://schemas.microsoft.com/office/word/2010/wordprocessingDrawing" xmlns:wp="http://schemas.openxmlformats.org/drawingml/2006/wordprocessingDrawing" xmlns:w10="urn:schemas-microsoft-com:office:word" xmlns:w="http://schemas.openxmlformats.org/wordprocessingml/2006/main" xmlns:w14="http://schemas.microsoft.com/office/word/2010/wordml" xmlns:w15="http://schemas.microsoft.com/office/word/2012/wordml" xmlns:w16cex="http://schemas.microsoft.com/office/word/2018/wordml/cex" xmlns:w16cid="http://schemas.microsoft.com/office/word/2016/wordml/cid" xmlns:w16="http://schemas.microsoft.com/office/word/2018/wordml" xmlns:w16du="http://schemas.microsoft.com/office/word/2023/wordml/word16du" xmlns:w16sdtdh="http://schemas.microsoft.com/office/word/2020/wordml/sdtdatahash" xmlns:w16sdtfl="http://schemas.microsoft.com/office/word/2024/wordml/sdtformatlock" xmlns:w16se="http://schemas.microsoft.com/office/word/2015/wordml/symex" xmlns:wpg="http://schemas.microsoft.com/office/word/2010/wordprocessingGroup" xmlns:wpi="http://schemas.microsoft.com/office/word/2010/wordprocessingInk" xmlns:wne="http://schemas.microsoft.com/office/word/2006/wordml" xmlns:wps="http://schemas.microsoft.com/office/word/2010/wordprocessingShape" mc:Ignorable="w14 w15 w16se w16cid w16 w16cex w16sdtdh w16sdtfl w16du wp14">
   <w:p>
     <w:pPr>
       <w:jc w:val="center"/>
@@ -12512,7 +11969,6 @@
       </w:rPr>
       <w:t xml:space="preserve">    </w:t>
     </w:r>
-    <w:proofErr w:type="spellStart"/>
     <w:r>
       <w:rPr>
         <w:rFonts w:ascii="微软雅黑" w:hAnsi="微软雅黑"/>
@@ -12520,13 +11976,12 @@
       </w:rPr>
       <w:t>drill_up</w:t>
     </w:r>
-    <w:proofErr w:type="spellEnd"/>
   </w:p>
 </w:hdr>
 </file>
 
 <file path=word/header3.xml><?xml version="1.0" encoding="utf-8"?>
-<w:hdr xmlns:wpc="http://schemas.microsoft.com/office/word/2010/wordprocessingCanvas" xmlns:cx="http://schemas.microsoft.com/office/drawing/2014/chartex" xmlns:cx1="http://schemas.microsoft.com/office/drawing/2015/9/8/chartex" xmlns:cx2="http://schemas.microsoft.com/office/drawing/2015/10/21/chartex" xmlns:cx3="http://schemas.microsoft.com/office/drawing/2016/5/9/chartex" xmlns:cx4="http://schemas.microsoft.com/office/drawing/2016/5/10/chartex" xmlns:cx5="http://schemas.microsoft.com/office/drawing/2016/5/11/chartex" xmlns:cx6="http://schemas.microsoft.com/office/drawing/2016/5/12/chartex" xmlns:cx7="http://schemas.microsoft.com/office/drawing/2016/5/13/chartex" xmlns:cx8="http://schemas.microsoft.com/office/drawing/2016/5/14/chartex" xmlns:mc="http://schemas.openxmlformats.org/markup-compatibility/2006" xmlns:aink="http://schemas.microsoft.com/office/drawing/2016/ink" xmlns:am3d="http://schemas.microsoft.com/office/drawing/2017/model3d" xmlns:o="urn:schemas-microsoft-com:office:office" xmlns:oel="http://schemas.microsoft.com/office/2019/extlst" xmlns:r="http://schemas.openxmlformats.org/officeDocument/2006/relationships" xmlns:m="http://schemas.openxmlformats.org/officeDocument/2006/math" xmlns:v="urn:schemas-microsoft-com:vml" xmlns:wp14="http://schemas.microsoft.com/office/word/2010/wordprocessingDrawing" xmlns:wp="http://schemas.openxmlformats.org/drawingml/2006/wordprocessingDrawing" xmlns:w10="urn:schemas-microsoft-com:office:word" xmlns:w="http://schemas.openxmlformats.org/wordprocessingml/2006/main" xmlns:w14="http://schemas.microsoft.com/office/word/2010/wordml" xmlns:w15="http://schemas.microsoft.com/office/word/2012/wordml" xmlns:w16cex="http://schemas.microsoft.com/office/word/2018/wordml/cex" xmlns:w16cid="http://schemas.microsoft.com/office/word/2016/wordml/cid" xmlns:w16="http://schemas.microsoft.com/office/word/2018/wordml" xmlns:w16du="http://schemas.microsoft.com/office/word/2023/wordml/word16du" xmlns:w16sdtdh="http://schemas.microsoft.com/office/word/2020/wordml/sdtdatahash" xmlns:w16se="http://schemas.microsoft.com/office/word/2015/wordml/symex" xmlns:wpg="http://schemas.microsoft.com/office/word/2010/wordprocessingGroup" xmlns:wpi="http://schemas.microsoft.com/office/word/2010/wordprocessingInk" xmlns:wne="http://schemas.microsoft.com/office/word/2006/wordml" xmlns:wps="http://schemas.microsoft.com/office/word/2010/wordprocessingShape" mc:Ignorable="w14 w15 w16se w16cid w16 w16cex w16sdtdh w16du wp14">
+<w:hdr xmlns:wpc="http://schemas.microsoft.com/office/word/2010/wordprocessingCanvas" xmlns:cx="http://schemas.microsoft.com/office/drawing/2014/chartex" xmlns:cx1="http://schemas.microsoft.com/office/drawing/2015/9/8/chartex" xmlns:cx2="http://schemas.microsoft.com/office/drawing/2015/10/21/chartex" xmlns:cx3="http://schemas.microsoft.com/office/drawing/2016/5/9/chartex" xmlns:cx4="http://schemas.microsoft.com/office/drawing/2016/5/10/chartex" xmlns:cx5="http://schemas.microsoft.com/office/drawing/2016/5/11/chartex" xmlns:cx6="http://schemas.microsoft.com/office/drawing/2016/5/12/chartex" xmlns:cx7="http://schemas.microsoft.com/office/drawing/2016/5/13/chartex" xmlns:cx8="http://schemas.microsoft.com/office/drawing/2016/5/14/chartex" xmlns:mc="http://schemas.openxmlformats.org/markup-compatibility/2006" xmlns:aink="http://schemas.microsoft.com/office/drawing/2016/ink" xmlns:am3d="http://schemas.microsoft.com/office/drawing/2017/model3d" xmlns:o="urn:schemas-microsoft-com:office:office" xmlns:oel="http://schemas.microsoft.com/office/2019/extlst" xmlns:r="http://schemas.openxmlformats.org/officeDocument/2006/relationships" xmlns:m="http://schemas.openxmlformats.org/officeDocument/2006/math" xmlns:v="urn:schemas-microsoft-com:vml" xmlns:wp14="http://schemas.microsoft.com/office/word/2010/wordprocessingDrawing" xmlns:wp="http://schemas.openxmlformats.org/drawingml/2006/wordprocessingDrawing" xmlns:w10="urn:schemas-microsoft-com:office:word" xmlns:w="http://schemas.openxmlformats.org/wordprocessingml/2006/main" xmlns:w14="http://schemas.microsoft.com/office/word/2010/wordml" xmlns:w15="http://schemas.microsoft.com/office/word/2012/wordml" xmlns:w16cex="http://schemas.microsoft.com/office/word/2018/wordml/cex" xmlns:w16cid="http://schemas.microsoft.com/office/word/2016/wordml/cid" xmlns:w16="http://schemas.microsoft.com/office/word/2018/wordml" xmlns:w16du="http://schemas.microsoft.com/office/word/2023/wordml/word16du" xmlns:w16sdtdh="http://schemas.microsoft.com/office/word/2020/wordml/sdtdatahash" xmlns:w16sdtfl="http://schemas.microsoft.com/office/word/2024/wordml/sdtformatlock" xmlns:w16se="http://schemas.microsoft.com/office/word/2015/wordml/symex" xmlns:wpg="http://schemas.microsoft.com/office/word/2010/wordprocessingGroup" xmlns:wpi="http://schemas.microsoft.com/office/word/2010/wordprocessingInk" xmlns:wne="http://schemas.microsoft.com/office/word/2006/wordml" xmlns:wps="http://schemas.microsoft.com/office/word/2010/wordprocessingShape" mc:Ignorable="w14 w15 w16se w16cid w16 w16cex w16sdtdh w16sdtfl w16du wp14">
   <w:p>
     <w:pPr>
       <w:jc w:val="center"/>
@@ -12624,7 +12079,6 @@
       </w:rPr>
       <w:t xml:space="preserve">   </w:t>
     </w:r>
-    <w:proofErr w:type="spellStart"/>
     <w:r>
       <w:rPr>
         <w:rFonts w:ascii="微软雅黑" w:hAnsi="微软雅黑"/>
@@ -12632,13 +12086,12 @@
       </w:rPr>
       <w:t>drill_up</w:t>
     </w:r>
-    <w:proofErr w:type="spellEnd"/>
   </w:p>
 </w:hdr>
 </file>
 
 <file path=word/styles.xml><?xml version="1.0" encoding="utf-8"?>
-<w:styles xmlns:mc="http://schemas.openxmlformats.org/markup-compatibility/2006" xmlns:r="http://schemas.openxmlformats.org/officeDocument/2006/relationships" xmlns:w="http://schemas.openxmlformats.org/wordprocessingml/2006/main" xmlns:w14="http://schemas.microsoft.com/office/word/2010/wordml" xmlns:w15="http://schemas.microsoft.com/office/word/2012/wordml" xmlns:w16cex="http://schemas.microsoft.com/office/word/2018/wordml/cex" xmlns:w16cid="http://schemas.microsoft.com/office/word/2016/wordml/cid" xmlns:w16="http://schemas.microsoft.com/office/word/2018/wordml" xmlns:w16du="http://schemas.microsoft.com/office/word/2023/wordml/word16du" xmlns:w16sdtdh="http://schemas.microsoft.com/office/word/2020/wordml/sdtdatahash" xmlns:w16se="http://schemas.microsoft.com/office/word/2015/wordml/symex" mc:Ignorable="w14 w15 w16se w16cid w16 w16cex w16sdtdh w16du">
+<w:styles xmlns:mc="http://schemas.openxmlformats.org/markup-compatibility/2006" xmlns:r="http://schemas.openxmlformats.org/officeDocument/2006/relationships" xmlns:w="http://schemas.openxmlformats.org/wordprocessingml/2006/main" xmlns:w14="http://schemas.microsoft.com/office/word/2010/wordml" xmlns:w15="http://schemas.microsoft.com/office/word/2012/wordml" xmlns:w16cex="http://schemas.microsoft.com/office/word/2018/wordml/cex" xmlns:w16cid="http://schemas.microsoft.com/office/word/2016/wordml/cid" xmlns:w16="http://schemas.microsoft.com/office/word/2018/wordml" xmlns:w16du="http://schemas.microsoft.com/office/word/2023/wordml/word16du" xmlns:w16sdtdh="http://schemas.microsoft.com/office/word/2020/wordml/sdtdatahash" xmlns:w16sdtfl="http://schemas.microsoft.com/office/word/2024/wordml/sdtformatlock" xmlns:w16se="http://schemas.microsoft.com/office/word/2015/wordml/symex" mc:Ignorable="w14 w15 w16se w16cid w16 w16cex w16sdtdh w16sdtfl w16du">
   <w:docDefaults>
     <w:rPrDefault>
       <w:rPr>
